--- a/11-15.docx
+++ b/11-15.docx
@@ -21,6 +21,9 @@
     </w:p>
     <w:p>
       <w:r>
+        <w:rPr>
+          <w:noProof/>
+        </w:rPr>
         <w:drawing>
           <wp:inline distT="0" distB="0" distL="0" distR="0" wp14:anchorId="0DB6809F" wp14:editId="2F6B0C73">
             <wp:extent cx="5940425" cy="2834640"/>
@@ -65,6 +68,9 @@
         </w:rPr>
       </w:pPr>
       <w:r>
+        <w:rPr>
+          <w:noProof/>
+        </w:rPr>
         <w:drawing>
           <wp:inline distT="0" distB="0" distL="0" distR="0" wp14:anchorId="62DEFC12" wp14:editId="440655A0">
             <wp:extent cx="5940425" cy="2933700"/>
@@ -105,6 +111,7 @@
     <w:p>
       <w:r>
         <w:rPr>
+          <w:noProof/>
           <w:lang w:val="en-US"/>
         </w:rPr>
         <w:drawing>
@@ -145,20 +152,12 @@
       </w:r>
     </w:p>
     <w:p>
-      <w:pPr>
-        <w:rPr>
-          <w:lang w:val="en-US"/>
-        </w:rPr>
-      </w:pPr>
       <w:r>
         <w:lastRenderedPageBreak/>
         <w:t>12</w:t>
       </w:r>
       <w:r>
-        <w:t xml:space="preserve">. </w:t>
-      </w:r>
-      <w:r>
-        <w:t>Способы подсчета количества остовных деревьев.</w:t>
+        <w:t>. Способы подсчета количества остовных деревьев.</w:t>
       </w:r>
     </w:p>
     <w:p>
@@ -176,6 +175,9 @@
     </w:p>
     <w:p>
       <w:r>
+        <w:rPr>
+          <w:noProof/>
+        </w:rPr>
         <w:drawing>
           <wp:inline distT="0" distB="0" distL="0" distR="0" wp14:anchorId="3969A172" wp14:editId="121D0363">
             <wp:extent cx="5940425" cy="4337685"/>
@@ -215,6 +217,9 @@
     </w:p>
     <w:p>
       <w:r>
+        <w:rPr>
+          <w:noProof/>
+        </w:rPr>
         <w:drawing>
           <wp:inline distT="0" distB="0" distL="0" distR="0" wp14:anchorId="116B8C98" wp14:editId="3E1A975B">
             <wp:extent cx="5940425" cy="607695"/>
@@ -257,6 +262,9 @@
         <w:t>2</w:t>
       </w:r>
       <w:r>
+        <w:rPr>
+          <w:noProof/>
+        </w:rPr>
         <w:drawing>
           <wp:inline distT="0" distB="0" distL="0" distR="0" wp14:anchorId="34EDF625" wp14:editId="6112212B">
             <wp:extent cx="5940425" cy="896620"/>
@@ -301,6 +309,9 @@
         </w:rPr>
       </w:pPr>
       <w:r>
+        <w:rPr>
+          <w:noProof/>
+        </w:rPr>
         <w:drawing>
           <wp:inline distT="0" distB="0" distL="0" distR="0" wp14:anchorId="1DCD9D8F" wp14:editId="74222C85">
             <wp:extent cx="3086531" cy="533474"/>
@@ -353,6 +364,7 @@
       </w:r>
       <w:r>
         <w:rPr>
+          <w:noProof/>
           <w:lang w:val="en-US"/>
         </w:rPr>
         <w:drawing>
@@ -400,6 +412,7 @@
       </w:pPr>
       <w:r>
         <w:rPr>
+          <w:noProof/>
           <w:lang w:val="en-US"/>
         </w:rPr>
         <w:drawing>
@@ -440,35 +453,31 @@
       </w:r>
     </w:p>
     <w:p>
+      <w:r>
+        <w:t>13</w:t>
+      </w:r>
+      <w:r>
+        <w:t xml:space="preserve">. </w:t>
+      </w:r>
+      <w:r>
+        <w:t>Лемма о том, в каких случаях вершина является точкой сочленения в дереве поиска в</w:t>
+      </w:r>
+      <w:r>
+        <w:t xml:space="preserve"> </w:t>
+      </w:r>
+      <w:r>
+        <w:t>глубину</w:t>
+      </w:r>
+    </w:p>
+    <w:p>
       <w:pPr>
         <w:rPr>
           <w:lang w:val="en-US"/>
         </w:rPr>
       </w:pPr>
       <w:r>
-        <w:t>13</w:t>
-      </w:r>
-      <w:r>
-        <w:t xml:space="preserve">. </w:t>
-      </w:r>
-      <w:r>
-        <w:t>Лемма о том, в каких случаях вершина является точкой сочленения в дереве поиска в</w:t>
-      </w:r>
-      <w:r>
-        <w:t xml:space="preserve"> </w:t>
-      </w:r>
-      <w:r>
-        <w:t>глубину</w:t>
-      </w:r>
-    </w:p>
-    <w:p>
-      <w:pPr>
-        <w:rPr>
-          <w:lang w:val="en-US"/>
-        </w:rPr>
-      </w:pPr>
-      <w:r>
-        <w:rPr>
+        <w:rPr>
+          <w:noProof/>
           <w:lang w:val="en-US"/>
         </w:rPr>
         <w:drawing>
@@ -544,15 +553,7 @@
       </w:pPr>
     </w:p>
     <w:p>
-      <w:pPr>
-        <w:rPr>
-          <w:lang w:val="en-US"/>
-        </w:rPr>
-      </w:pPr>
-      <w:r>
-        <w:rPr>
-          <w:lang w:val="en-US"/>
-        </w:rPr>
+      <w:r>
         <w:lastRenderedPageBreak/>
         <w:t xml:space="preserve">14. </w:t>
       </w:r>
@@ -583,6 +584,7 @@
       </w:pPr>
       <w:r>
         <w:rPr>
+          <w:noProof/>
           <w:lang w:val="en-US"/>
         </w:rPr>
         <w:drawing>
@@ -623,6 +625,11 @@
       </w:r>
     </w:p>
     <w:p>
+      <w:pPr>
+        <w:rPr>
+          <w:lang w:val="en-US"/>
+        </w:rPr>
+      </w:pPr>
       <w:r>
         <w:t>Алгоритм</w:t>
       </w:r>
@@ -635,6 +642,7 @@
       </w:pPr>
       <w:r>
         <w:rPr>
+          <w:noProof/>
           <w:lang w:val="en-US"/>
         </w:rPr>
         <w:drawing>
@@ -677,6 +685,7 @@
     <w:p>
       <w:r>
         <w:rPr>
+          <w:noProof/>
           <w:lang w:val="en-US"/>
         </w:rPr>
         <w:drawing>
@@ -736,10 +745,13 @@
     </w:p>
     <w:p>
       <w:r>
+        <w:rPr>
+          <w:noProof/>
+        </w:rPr>
         <w:drawing>
-          <wp:inline distT="0" distB="0" distL="0" distR="0" wp14:anchorId="76BABB54" wp14:editId="3D97A9BF">
-            <wp:extent cx="4419600" cy="1112520"/>
-            <wp:effectExtent l="0" t="0" r="0" b="0"/>
+          <wp:inline distT="0" distB="0" distL="0" distR="0" wp14:anchorId="76BABB54" wp14:editId="7938055C">
+            <wp:extent cx="3459480" cy="1112520"/>
+            <wp:effectExtent l="0" t="0" r="7620" b="0"/>
             <wp:docPr id="1349194425" name="Рисунок 1"/>
             <wp:cNvGraphicFramePr>
               <a:graphicFrameLocks xmlns:a="http://schemas.openxmlformats.org/drawingml/2006/main" noChangeAspect="1"/>
@@ -760,7 +772,7 @@
                   <pic:spPr>
                     <a:xfrm>
                       <a:off x="0" y="0"/>
-                      <a:ext cx="4419600" cy="1112520"/>
+                      <a:ext cx="3459480" cy="1112520"/>
                     </a:xfrm>
                     <a:prstGeom prst="rect">
                       <a:avLst/>
@@ -774,11 +786,19 @@
       </w:r>
     </w:p>
     <w:p>
-      <w:r>
+      <w:pPr>
+        <w:rPr>
+          <w:lang w:val="en-US"/>
+        </w:rPr>
+      </w:pPr>
+      <w:r>
+        <w:rPr>
+          <w:noProof/>
+        </w:rPr>
         <w:drawing>
-          <wp:inline distT="0" distB="0" distL="0" distR="0" wp14:anchorId="417ED04F" wp14:editId="46C3E3E0">
-            <wp:extent cx="5940425" cy="3353435"/>
-            <wp:effectExtent l="0" t="0" r="3175" b="0"/>
+          <wp:inline distT="0" distB="0" distL="0" distR="0" wp14:anchorId="417ED04F" wp14:editId="72D062A7">
+            <wp:extent cx="4640580" cy="2619658"/>
+            <wp:effectExtent l="0" t="0" r="7620" b="9525"/>
             <wp:docPr id="539770371" name="Рисунок 1"/>
             <wp:cNvGraphicFramePr>
               <a:graphicFrameLocks xmlns:a="http://schemas.openxmlformats.org/drawingml/2006/main" noChangeAspect="1"/>
@@ -799,7 +819,7 @@
                   <pic:spPr>
                     <a:xfrm>
                       <a:off x="0" y="0"/>
-                      <a:ext cx="5940425" cy="3353435"/>
+                      <a:ext cx="4645480" cy="2622424"/>
                     </a:xfrm>
                     <a:prstGeom prst="rect">
                       <a:avLst/>
@@ -819,10 +839,60 @@
         </w:rPr>
       </w:pPr>
       <w:r>
+        <w:rPr>
+          <w:lang w:val="en-US"/>
+        </w:rPr>
         <w:drawing>
-          <wp:inline distT="0" distB="0" distL="0" distR="0" wp14:anchorId="610E3479" wp14:editId="1C2172F8">
-            <wp:extent cx="5940425" cy="3233420"/>
-            <wp:effectExtent l="0" t="0" r="3175" b="5080"/>
+          <wp:inline distT="0" distB="0" distL="0" distR="0" wp14:anchorId="43E986DB" wp14:editId="4E041E63">
+            <wp:extent cx="4937760" cy="1790367"/>
+            <wp:effectExtent l="0" t="0" r="0" b="635"/>
+            <wp:docPr id="338757069" name="Рисунок 1"/>
+            <wp:cNvGraphicFramePr>
+              <a:graphicFrameLocks xmlns:a="http://schemas.openxmlformats.org/drawingml/2006/main" noChangeAspect="1"/>
+            </wp:cNvGraphicFramePr>
+            <a:graphic xmlns:a="http://schemas.openxmlformats.org/drawingml/2006/main">
+              <a:graphicData uri="http://schemas.openxmlformats.org/drawingml/2006/picture">
+                <pic:pic xmlns:pic="http://schemas.openxmlformats.org/drawingml/2006/picture">
+                  <pic:nvPicPr>
+                    <pic:cNvPr id="338757069" name=""/>
+                    <pic:cNvPicPr/>
+                  </pic:nvPicPr>
+                  <pic:blipFill>
+                    <a:blip r:embed="rId19"/>
+                    <a:stretch>
+                      <a:fillRect/>
+                    </a:stretch>
+                  </pic:blipFill>
+                  <pic:spPr>
+                    <a:xfrm>
+                      <a:off x="0" y="0"/>
+                      <a:ext cx="4939553" cy="1791017"/>
+                    </a:xfrm>
+                    <a:prstGeom prst="rect">
+                      <a:avLst/>
+                    </a:prstGeom>
+                  </pic:spPr>
+                </pic:pic>
+              </a:graphicData>
+            </a:graphic>
+          </wp:inline>
+        </w:drawing>
+      </w:r>
+    </w:p>
+    <w:p>
+      <w:pPr>
+        <w:rPr>
+          <w:lang w:val="en-US"/>
+        </w:rPr>
+      </w:pPr>
+      <w:r>
+        <w:rPr>
+          <w:noProof/>
+        </w:rPr>
+        <w:drawing>
+          <wp:inline distT="0" distB="0" distL="0" distR="0" wp14:anchorId="610E3479" wp14:editId="6D129DC7">
+            <wp:extent cx="4297680" cy="2339261"/>
+            <wp:effectExtent l="0" t="0" r="7620" b="4445"/>
             <wp:docPr id="590786918" name="Рисунок 1"/>
             <wp:cNvGraphicFramePr>
               <a:graphicFrameLocks xmlns:a="http://schemas.openxmlformats.org/drawingml/2006/main" noChangeAspect="1"/>
@@ -835,7 +905,7 @@
                     <pic:cNvPicPr/>
                   </pic:nvPicPr>
                   <pic:blipFill>
-                    <a:blip r:embed="rId19"/>
+                    <a:blip r:embed="rId20"/>
                     <a:stretch>
                       <a:fillRect/>
                     </a:stretch>
@@ -843,7 +913,7 @@
                   <pic:spPr>
                     <a:xfrm>
                       <a:off x="0" y="0"/>
-                      <a:ext cx="5940425" cy="3233420"/>
+                      <a:ext cx="4311060" cy="2346544"/>
                     </a:xfrm>
                     <a:prstGeom prst="rect">
                       <a:avLst/>
@@ -862,23 +932,59 @@
           <w:lang w:val="en-US"/>
         </w:rPr>
       </w:pPr>
-    </w:p>
-    <w:p>
-      <w:pPr>
-        <w:rPr>
-          <w:lang w:val="en-US"/>
-        </w:rPr>
-      </w:pPr>
-    </w:p>
-    <w:p>
-      <w:r>
+      <w:r>
+        <w:rPr>
+          <w:lang w:val="en-US"/>
+        </w:rPr>
         <w:lastRenderedPageBreak/>
+        <w:drawing>
+          <wp:inline distT="0" distB="0" distL="0" distR="0" wp14:anchorId="179873BA" wp14:editId="2F3A523C">
+            <wp:extent cx="5940425" cy="2014220"/>
+            <wp:effectExtent l="0" t="0" r="3175" b="5080"/>
+            <wp:docPr id="1084421920" name="Рисунок 1"/>
+            <wp:cNvGraphicFramePr>
+              <a:graphicFrameLocks xmlns:a="http://schemas.openxmlformats.org/drawingml/2006/main" noChangeAspect="1"/>
+            </wp:cNvGraphicFramePr>
+            <a:graphic xmlns:a="http://schemas.openxmlformats.org/drawingml/2006/main">
+              <a:graphicData uri="http://schemas.openxmlformats.org/drawingml/2006/picture">
+                <pic:pic xmlns:pic="http://schemas.openxmlformats.org/drawingml/2006/picture">
+                  <pic:nvPicPr>
+                    <pic:cNvPr id="1084421920" name=""/>
+                    <pic:cNvPicPr/>
+                  </pic:nvPicPr>
+                  <pic:blipFill>
+                    <a:blip r:embed="rId21"/>
+                    <a:stretch>
+                      <a:fillRect/>
+                    </a:stretch>
+                  </pic:blipFill>
+                  <pic:spPr>
+                    <a:xfrm>
+                      <a:off x="0" y="0"/>
+                      <a:ext cx="5940425" cy="2014220"/>
+                    </a:xfrm>
+                    <a:prstGeom prst="rect">
+                      <a:avLst/>
+                    </a:prstGeom>
+                  </pic:spPr>
+                </pic:pic>
+              </a:graphicData>
+            </a:graphic>
+          </wp:inline>
+        </w:drawing>
+      </w:r>
+    </w:p>
+    <w:p>
+      <w:r>
         <w:t>Корректность</w:t>
       </w:r>
       <w:r>
         <w:br/>
       </w:r>
       <w:r>
+        <w:rPr>
+          <w:noProof/>
+        </w:rPr>
         <w:drawing>
           <wp:inline distT="0" distB="0" distL="0" distR="0" wp14:anchorId="2F028C7B" wp14:editId="075D3E34">
             <wp:extent cx="5940425" cy="619760"/>
@@ -895,7 +1001,7 @@
                     <pic:cNvPicPr/>
                   </pic:nvPicPr>
                   <pic:blipFill>
-                    <a:blip r:embed="rId20"/>
+                    <a:blip r:embed="rId22"/>
                     <a:stretch>
                       <a:fillRect/>
                     </a:stretch>
@@ -918,6 +1024,9 @@
     </w:p>
     <w:p>
       <w:r>
+        <w:rPr>
+          <w:noProof/>
+        </w:rPr>
         <w:drawing>
           <wp:inline distT="0" distB="0" distL="0" distR="0" wp14:anchorId="3261D70B" wp14:editId="615FF583">
             <wp:extent cx="5940425" cy="4898390"/>
@@ -934,7 +1043,7 @@
                     <pic:cNvPicPr/>
                   </pic:nvPicPr>
                   <pic:blipFill>
-                    <a:blip r:embed="rId21"/>
+                    <a:blip r:embed="rId23"/>
                     <a:stretch>
                       <a:fillRect/>
                     </a:stretch>
